--- a/weeks/final_assessment/Final Assessment.docx
+++ b/weeks/final_assessment/Final Assessment.docx
@@ -4,6 +4,33 @@
   <w:body>
     <w:p>
       <w:r>
+        <w:fldChar w:fldCharType="begin"/>
+      </w:r>
+      <w:r>
+        <w:instrText>HYPERLINK "</w:instrText>
+      </w:r>
+      <w:r>
+        <w:instrText>https://tahand.github.io/webapp/weeks/final_assessment/</w:instrText>
+      </w:r>
+      <w:r>
+        <w:instrText>"</w:instrText>
+      </w:r>
+      <w:r>
+        <w:fldChar w:fldCharType="separate"/>
+      </w:r>
+      <w:r>
+        <w:rPr>
+          <w:rStyle w:val="Hyperlink"/>
+        </w:rPr>
+        <w:t>https://tahand.github.io/webapp/weeks/final_assessment/</w:t>
+      </w:r>
+      <w:r>
+        <w:fldChar w:fldCharType="end"/>
+      </w:r>
+    </w:p>
+    <w:p/>
+    <w:p>
+      <w:r>
         <w:t xml:space="preserve">My choice of a web application is a daily planner to help users plan out their day in 15 minute blocks from 8am to 6pm each day. The daily schedule includes a temperature </w:t>
       </w:r>
       <w:proofErr w:type="spellStart"/>
@@ -84,6 +111,7 @@
     <w:p/>
     <w:p>
       <w:r>
+        <w:lastRenderedPageBreak/>
         <w:t xml:space="preserve">The logo image has a width of 10vw using a relative unit to the viewport </w:t>
       </w:r>
       <w:r>
@@ -110,26 +138,353 @@
         <w:t xml:space="preserve"> </w:t>
       </w:r>
       <w:r>
-        <w:t xml:space="preserve">which removes it from the </w:t>
-      </w:r>
+        <w:t>which removes it from the document flow and frees up that space when the screen size is under 400px (</w:t>
+      </w:r>
+      <w:r>
+        <w:rPr>
+          <w:b/>
+        </w:rPr>
+        <w:t>max-width</w:t>
+      </w:r>
+      <w:r>
+        <w:t xml:space="preserve"> property) </w:t>
+      </w:r>
+      <w:r>
+        <w:rPr>
+          <w:i/>
+        </w:rPr>
+        <w:t>(W3Schools (N.A), CSS Hide Elements)</w:t>
+      </w:r>
+      <w:r>
+        <w:t>.</w:t>
+      </w:r>
+    </w:p>
+    <w:p/>
+    <w:p>
+      <w:r>
+        <w:t xml:space="preserve">Global theme colours are used at the root level </w:t>
+      </w:r>
+      <w:r>
+        <w:rPr>
+          <w:i/>
+        </w:rPr>
+        <w:t>(W3Schools (N.A), Root Pseudo Class)</w:t>
+      </w:r>
+      <w:r>
+        <w:t xml:space="preserve"> and used throughout the CSS for brand consistency and ensure a single point of change should the branding need changing. </w:t>
+      </w:r>
+    </w:p>
+    <w:p/>
+    <w:p>
+      <w:r>
+        <w:t xml:space="preserve">The modal and form are styled using Bootstrap so that I have a fast, reliable and responsive modal and form.  Bootstrap is also used with the calendar and uses Grid so that I could keep a level of responsiveness but maintain the structure of the calendar.  The calendar has a custom CSS styling for the over effect that works alongside </w:t>
+      </w:r>
+      <w:proofErr w:type="spellStart"/>
+      <w:r>
+        <w:t>Boostrap</w:t>
+      </w:r>
+      <w:proofErr w:type="spellEnd"/>
+      <w:r>
+        <w:t xml:space="preserve"> without any conflicts </w:t>
+      </w:r>
+      <w:r>
+        <w:rPr>
+          <w:i/>
+        </w:rPr>
+        <w:t>(W3Schools (N.A), Hover Pseudo Class).</w:t>
+      </w:r>
+    </w:p>
+    <w:p/>
+    <w:p>
+      <w:r>
+        <w:t xml:space="preserve">Colour scheme and fonts were chosen to compliment the logo and branding across the application.  Web safe fonts were an option to use a safe font that is similar to my brand however I expanded on this to use the system font stack method which could be system specific and give a more customised user experience </w:t>
+      </w:r>
+      <w:r>
+        <w:rPr>
+          <w:i/>
+        </w:rPr>
+        <w:t>(W3Schools (N.A), Web Safe Fonts, CSS-Tricks (N.A), System Font Stack)</w:t>
+      </w:r>
+      <w:r>
+        <w:t>.</w:t>
+      </w:r>
+    </w:p>
+    <w:p/>
+    <w:p>
+      <w:proofErr w:type="spellStart"/>
+      <w:r>
+        <w:rPr>
+          <w:b/>
+        </w:rPr>
+        <w:t>Javascript</w:t>
+      </w:r>
+      <w:proofErr w:type="spellEnd"/>
+      <w:r>
+        <w:rPr>
+          <w:b/>
+        </w:rPr>
+        <w:t>/</w:t>
+      </w:r>
+      <w:proofErr w:type="spellStart"/>
+      <w:r>
+        <w:rPr>
+          <w:b/>
+        </w:rPr>
+        <w:t>JQuery</w:t>
+      </w:r>
+      <w:proofErr w:type="spellEnd"/>
+    </w:p>
+    <w:p>
+      <w:r>
+        <w:t xml:space="preserve">This application primarily uses </w:t>
+      </w:r>
+      <w:proofErr w:type="spellStart"/>
+      <w:r>
+        <w:t>JQuery</w:t>
+      </w:r>
+      <w:proofErr w:type="spellEnd"/>
+      <w:r>
+        <w:t xml:space="preserve"> framework.  This was chosen because of its intended use of making things easier for the developer when accessing and manipulating DOM objects.  I’ve used this when adding event listeners to forms, inputs and buttons and find this a lot easier in terms of coding than adding the events in </w:t>
+      </w:r>
+      <w:proofErr w:type="spellStart"/>
+      <w:r>
+        <w:t>Javascript</w:t>
+      </w:r>
+      <w:proofErr w:type="spellEnd"/>
+      <w:r>
+        <w:t xml:space="preserve"> or setting the events in HTML and referencing the function </w:t>
+      </w:r>
+      <w:r>
+        <w:rPr>
+          <w:i/>
+        </w:rPr>
+        <w:t>(W3Schools (N.A), JS Events)</w:t>
+      </w:r>
+      <w:r>
+        <w:t xml:space="preserve">.  Adding the event listeners in script means that if my HTML page loads but the </w:t>
+      </w:r>
+      <w:proofErr w:type="spellStart"/>
+      <w:r>
+        <w:t>Javascript</w:t>
+      </w:r>
+      <w:proofErr w:type="spellEnd"/>
+      <w:r>
+        <w:t xml:space="preserve"> doesn’t or is disabled in the browser then these events aren’t causing reference errors and will simply not action anything.</w:t>
+      </w:r>
+    </w:p>
+    <w:p>
+      <w:pPr>
+        <w:rPr>
+          <w:b/>
+        </w:rPr>
+      </w:pPr>
+    </w:p>
+    <w:p>
+      <w:r>
+        <w:rPr>
+          <w:b/>
+        </w:rPr>
+        <w:t>HTML Form</w:t>
+      </w:r>
+    </w:p>
+    <w:p>
       <w:r>
         <w:lastRenderedPageBreak/>
-        <w:t>document flow and frees up that space when the screen size is under 400px (</w:t>
-      </w:r>
+        <w:t xml:space="preserve">My form uses 2 inputs - date value (modal-time-display) which is a read-only text input based on the time block.  This is read-only so that it cannot be edited and cause issues within the submitting of the form which this field is used as a unique key when adding or removing values from the data object.  The description field is a required text field with a max length of 100 to keep the calendar values brief.  On submit of the form the </w:t>
+      </w:r>
+      <w:proofErr w:type="spellStart"/>
+      <w:r>
+        <w:t>Javascript</w:t>
+      </w:r>
+      <w:proofErr w:type="spellEnd"/>
+      <w:r>
+        <w:t xml:space="preserve"> will prevent the default submitting method of the form </w:t>
+      </w:r>
+      <w:r>
+        <w:rPr>
+          <w:i/>
+        </w:rPr>
+        <w:t>(W3Schools (N.A), Prevent Default Event Method)</w:t>
+      </w:r>
+      <w:r>
+        <w:t xml:space="preserve"> and will control the data client side.  The form is intended not to submit to an external API but use the Windows API - </w:t>
+      </w:r>
+      <w:proofErr w:type="spellStart"/>
+      <w:r>
+        <w:t>localStorage</w:t>
+      </w:r>
+      <w:proofErr w:type="spellEnd"/>
+      <w:r>
+        <w:t xml:space="preserve"> property </w:t>
+      </w:r>
+      <w:r>
+        <w:rPr>
+          <w:i/>
+        </w:rPr>
+        <w:t>(</w:t>
+      </w:r>
+      <w:proofErr w:type="spellStart"/>
+      <w:r>
+        <w:rPr>
+          <w:i/>
+        </w:rPr>
+        <w:t>Modzilla</w:t>
+      </w:r>
+      <w:proofErr w:type="spellEnd"/>
+      <w:r>
+        <w:rPr>
+          <w:i/>
+        </w:rPr>
+        <w:t xml:space="preserve">, (N.A), Window: </w:t>
+      </w:r>
+      <w:proofErr w:type="spellStart"/>
+      <w:r>
+        <w:rPr>
+          <w:i/>
+        </w:rPr>
+        <w:t>LocalStorage</w:t>
+      </w:r>
+      <w:proofErr w:type="spellEnd"/>
+      <w:r>
+        <w:rPr>
+          <w:i/>
+        </w:rPr>
+        <w:t xml:space="preserve"> Property)</w:t>
+      </w:r>
+      <w:r>
+        <w:t>.  When submitting a value the date time and description is used as a key/value in an object and is stored locally using JSON parse/stringify methods when storing and retrieving the values.  The description can be updated and the new value is written to the object and if no value is given the key is deleted from the object.</w:t>
+      </w:r>
+    </w:p>
+    <w:p/>
+    <w:p>
       <w:r>
         <w:rPr>
           <w:b/>
         </w:rPr>
-        <w:t>max-width</w:t>
-      </w:r>
-      <w:r>
-        <w:t xml:space="preserve"> property) </w:t>
-      </w:r>
-      <w:r>
-        <w:rPr>
-          <w:i/>
-        </w:rPr>
-        <w:t>(W3Schools (N.A), CSS Hide Elements)</w:t>
+        <w:t>Search Filter and Clear Calendar</w:t>
+      </w:r>
+    </w:p>
+    <w:p>
+      <w:r>
+        <w:t xml:space="preserve">The Calendar has a search filter which uses a form text input field but does not use a form.  The input field uses </w:t>
+      </w:r>
+      <w:proofErr w:type="spellStart"/>
+      <w:r>
+        <w:t>JQuery</w:t>
+      </w:r>
+      <w:proofErr w:type="spellEnd"/>
+      <w:r>
+        <w:t xml:space="preserve"> on key up events to read the values entered </w:t>
+      </w:r>
+      <w:r>
+        <w:rPr>
+          <w:i/>
+        </w:rPr>
+        <w:t xml:space="preserve">(W3Schools (N.A), </w:t>
+      </w:r>
+      <w:proofErr w:type="spellStart"/>
+      <w:r>
+        <w:rPr>
+          <w:i/>
+        </w:rPr>
+        <w:t>JQuery</w:t>
+      </w:r>
+      <w:proofErr w:type="spellEnd"/>
+      <w:r>
+        <w:rPr>
+          <w:i/>
+        </w:rPr>
+        <w:t xml:space="preserve"> </w:t>
+      </w:r>
+      <w:proofErr w:type="spellStart"/>
+      <w:r>
+        <w:rPr>
+          <w:i/>
+        </w:rPr>
+        <w:t>KeyUp</w:t>
+      </w:r>
+      <w:proofErr w:type="spellEnd"/>
+      <w:r>
+        <w:rPr>
+          <w:i/>
+        </w:rPr>
+        <w:t xml:space="preserve"> Method)</w:t>
+      </w:r>
+      <w:r>
+        <w:t xml:space="preserve">.  When this event fires the </w:t>
+      </w:r>
+      <w:proofErr w:type="spellStart"/>
+      <w:r>
+        <w:t>buildCalendar</w:t>
+      </w:r>
+      <w:proofErr w:type="spellEnd"/>
+      <w:r>
+        <w:t xml:space="preserve"> function is called which will pass in the filter text and match with any lowercase text within the calendar which includes the time values so that you can filter for a specific time.  The Clear Calendar button will reset the </w:t>
+      </w:r>
+      <w:proofErr w:type="spellStart"/>
+      <w:r>
+        <w:t>localstorage</w:t>
+      </w:r>
+      <w:proofErr w:type="spellEnd"/>
+      <w:r>
+        <w:t xml:space="preserve"> object value to {} and then call the </w:t>
+      </w:r>
+      <w:proofErr w:type="spellStart"/>
+      <w:r>
+        <w:t>buildCalendar</w:t>
+      </w:r>
+      <w:proofErr w:type="spellEnd"/>
+      <w:r>
+        <w:t xml:space="preserve"> function to reset the whole day.</w:t>
+      </w:r>
+    </w:p>
+    <w:p>
+      <w:pPr>
+        <w:rPr>
+          <w:b/>
+        </w:rPr>
+      </w:pPr>
+    </w:p>
+    <w:p>
+      <w:r>
+        <w:rPr>
+          <w:b/>
+        </w:rPr>
+        <w:t>Accessibility</w:t>
+      </w:r>
+    </w:p>
+    <w:p>
+      <w:r>
+        <w:t xml:space="preserve">While developing the application I would routinely score the application for mobile and desktop accessibility using Lighthouse in Chrome’s Development tools along with testing in 2 different browsers.  My application uses the language declaration as it looks to align with HTML5 standards </w:t>
+      </w:r>
+      <w:r>
+        <w:rPr>
+          <w:i/>
+        </w:rPr>
+        <w:t xml:space="preserve">(W3Org (N.A), Declaring Language in HTML) </w:t>
+      </w:r>
+      <w:r>
+        <w:t xml:space="preserve">and for accessibility standards for users using a voice synthesiser.  My forms and HTML elements are using labels and alt attributes and the use of dynamic live regions to add accessibility options for assisted readers and keyboards </w:t>
+      </w:r>
+      <w:r>
+        <w:rPr>
+          <w:i/>
+        </w:rPr>
+        <w:t>(</w:t>
+      </w:r>
+      <w:proofErr w:type="spellStart"/>
+      <w:r>
+        <w:rPr>
+          <w:i/>
+        </w:rPr>
+        <w:t>Modzilla</w:t>
+      </w:r>
+      <w:proofErr w:type="spellEnd"/>
+      <w:r>
+        <w:rPr>
+          <w:i/>
+        </w:rPr>
+        <w:t xml:space="preserve"> (N.A.), ARIA Live Regions)</w:t>
       </w:r>
       <w:r>
         <w:t>.</w:t>
@@ -138,343 +493,10 @@
     <w:p/>
     <w:p>
       <w:r>
-        <w:t xml:space="preserve">Global theme colours are used at the root level </w:t>
-      </w:r>
-      <w:r>
-        <w:rPr>
-          <w:i/>
-        </w:rPr>
-        <w:t>(W3Schools (N.A), Root Pseudo Class)</w:t>
-      </w:r>
-      <w:r>
-        <w:t xml:space="preserve"> and used throughout the CSS for brand consistency and ensure a single point of change should the branding need changing. </w:t>
-      </w:r>
-    </w:p>
-    <w:p/>
-    <w:p>
-      <w:r>
-        <w:t xml:space="preserve">The modal and form are styled using Bootstrap so that I have a fast, reliable and responsive modal and form.  Bootstrap is also used with the calendar and uses Grid so that I could keep a level of responsiveness but maintain the structure of the calendar.  The calendar has a custom CSS styling for the over effect that works alongside </w:t>
-      </w:r>
-      <w:proofErr w:type="spellStart"/>
-      <w:r>
-        <w:t>Boostrap</w:t>
-      </w:r>
-      <w:proofErr w:type="spellEnd"/>
-      <w:r>
-        <w:t xml:space="preserve"> without any conflicts </w:t>
-      </w:r>
-      <w:r>
-        <w:rPr>
-          <w:i/>
-        </w:rPr>
-        <w:t>(W3Schools (N.A), Hover Pseudo Class).</w:t>
-      </w:r>
-    </w:p>
-    <w:p/>
-    <w:p>
-      <w:r>
-        <w:t xml:space="preserve">Colour scheme and fonts were chosen to compliment the logo and branding across the application.  Web safe fonts were an option to use a safe font that is similar to my brand however I expanded on this to use the system font stack method which could be system specific and give a more customised user experience </w:t>
-      </w:r>
-      <w:r>
-        <w:rPr>
-          <w:i/>
-        </w:rPr>
-        <w:t>(W3Schools (N.A), Web Safe Fonts, CSS-Tricks (N.A), System Font Stack)</w:t>
-      </w:r>
-      <w:r>
-        <w:t>.</w:t>
-      </w:r>
-    </w:p>
-    <w:p/>
-    <w:p>
-      <w:proofErr w:type="spellStart"/>
-      <w:r>
         <w:rPr>
           <w:b/>
         </w:rPr>
-        <w:t>Javascript</w:t>
-      </w:r>
-      <w:proofErr w:type="spellEnd"/>
-      <w:r>
-        <w:rPr>
-          <w:b/>
-        </w:rPr>
-        <w:t>/</w:t>
-      </w:r>
-      <w:proofErr w:type="spellStart"/>
-      <w:r>
-        <w:rPr>
-          <w:b/>
-        </w:rPr>
-        <w:t>JQuery</w:t>
-      </w:r>
-      <w:proofErr w:type="spellEnd"/>
-    </w:p>
-    <w:p>
-      <w:r>
-        <w:t xml:space="preserve">This application primarily uses </w:t>
-      </w:r>
-      <w:proofErr w:type="spellStart"/>
-      <w:r>
-        <w:t>JQuery</w:t>
-      </w:r>
-      <w:proofErr w:type="spellEnd"/>
-      <w:r>
-        <w:t xml:space="preserve"> framework.  This was chosen because of its intended use of making things easier for the developer when accessing and manipulating DOM objects.  I’ve used this when adding event listeners to forms, inputs and buttons and find this a lot easier in terms of coding than adding the events in </w:t>
-      </w:r>
-      <w:proofErr w:type="spellStart"/>
-      <w:r>
-        <w:t>Javascript</w:t>
-      </w:r>
-      <w:proofErr w:type="spellEnd"/>
-      <w:r>
-        <w:t xml:space="preserve"> or setting the events in HTML and referencing the function </w:t>
-      </w:r>
-      <w:r>
-        <w:rPr>
-          <w:i/>
-        </w:rPr>
-        <w:t>(W3Schools (N.A), JS Events)</w:t>
-      </w:r>
-      <w:r>
-        <w:t xml:space="preserve">.  Adding the event listeners in script means that if my HTML page loads but the </w:t>
-      </w:r>
-      <w:proofErr w:type="spellStart"/>
-      <w:r>
-        <w:t>Javascript</w:t>
-      </w:r>
-      <w:proofErr w:type="spellEnd"/>
-      <w:r>
-        <w:t xml:space="preserve"> doesn’t or is disabled in the browser then these events aren’t causing reference errors and will simply not action anything.</w:t>
-      </w:r>
-    </w:p>
-    <w:p>
-      <w:pPr>
-        <w:rPr>
-          <w:b/>
-        </w:rPr>
-      </w:pPr>
-    </w:p>
-    <w:p>
-      <w:r>
-        <w:rPr>
-          <w:b/>
-        </w:rPr>
-        <w:t>HTML Form</w:t>
-      </w:r>
-    </w:p>
-    <w:p>
-      <w:r>
-        <w:t xml:space="preserve">My form uses 2 inputs - date value (modal-time-display) which is a read-only text input based on the time block.  This is read-only so that it cannot be edited and </w:t>
-      </w:r>
-      <w:r>
         <w:lastRenderedPageBreak/>
-        <w:t xml:space="preserve">cause issues within the submitting of the form which this field is used as a unique key when adding or removing values from the data object.  The description field is a required text field with a max length of 100 to keep the calendar values brief.  On submit of the form the </w:t>
-      </w:r>
-      <w:proofErr w:type="spellStart"/>
-      <w:r>
-        <w:t>Javascript</w:t>
-      </w:r>
-      <w:proofErr w:type="spellEnd"/>
-      <w:r>
-        <w:t xml:space="preserve"> will prevent the default submitting method of the form </w:t>
-      </w:r>
-      <w:r>
-        <w:rPr>
-          <w:i/>
-        </w:rPr>
-        <w:t>(W3Schools (N.A), Prevent Default Event Method)</w:t>
-      </w:r>
-      <w:r>
-        <w:t xml:space="preserve"> and will control the data client side.  The form is intended not to submit to an external API but use the Windows API - </w:t>
-      </w:r>
-      <w:proofErr w:type="spellStart"/>
-      <w:r>
-        <w:t>localStorage</w:t>
-      </w:r>
-      <w:proofErr w:type="spellEnd"/>
-      <w:r>
-        <w:t xml:space="preserve"> property </w:t>
-      </w:r>
-      <w:r>
-        <w:rPr>
-          <w:i/>
-        </w:rPr>
-        <w:t>(</w:t>
-      </w:r>
-      <w:proofErr w:type="spellStart"/>
-      <w:r>
-        <w:rPr>
-          <w:i/>
-        </w:rPr>
-        <w:t>Modzilla</w:t>
-      </w:r>
-      <w:proofErr w:type="spellEnd"/>
-      <w:r>
-        <w:rPr>
-          <w:i/>
-        </w:rPr>
-        <w:t xml:space="preserve">, (N.A), Window: </w:t>
-      </w:r>
-      <w:proofErr w:type="spellStart"/>
-      <w:r>
-        <w:rPr>
-          <w:i/>
-        </w:rPr>
-        <w:t>LocalStorage</w:t>
-      </w:r>
-      <w:proofErr w:type="spellEnd"/>
-      <w:r>
-        <w:rPr>
-          <w:i/>
-        </w:rPr>
-        <w:t xml:space="preserve"> Property)</w:t>
-      </w:r>
-      <w:r>
-        <w:t>.  When submitting a value the date time and description is used as a key/value in an object and is stored locally using JSON parse/stringify methods when storing and retrieving the values.  The description can be updated and the new value is written to the object and if no value is given the key is deleted from the object.</w:t>
-      </w:r>
-    </w:p>
-    <w:p/>
-    <w:p>
-      <w:r>
-        <w:rPr>
-          <w:b/>
-        </w:rPr>
-        <w:t>Search Filter and Clear Calendar</w:t>
-      </w:r>
-    </w:p>
-    <w:p>
-      <w:r>
-        <w:t xml:space="preserve">The Calendar has a search filter which uses a form text input field but does not use a form.  The input field uses </w:t>
-      </w:r>
-      <w:proofErr w:type="spellStart"/>
-      <w:r>
-        <w:t>JQuery</w:t>
-      </w:r>
-      <w:proofErr w:type="spellEnd"/>
-      <w:r>
-        <w:t xml:space="preserve"> on key up events to read the values entered </w:t>
-      </w:r>
-      <w:r>
-        <w:rPr>
-          <w:i/>
-        </w:rPr>
-        <w:t xml:space="preserve">(W3Schools (N.A), </w:t>
-      </w:r>
-      <w:proofErr w:type="spellStart"/>
-      <w:r>
-        <w:rPr>
-          <w:i/>
-        </w:rPr>
-        <w:t>JQuery</w:t>
-      </w:r>
-      <w:proofErr w:type="spellEnd"/>
-      <w:r>
-        <w:rPr>
-          <w:i/>
-        </w:rPr>
-        <w:t xml:space="preserve"> </w:t>
-      </w:r>
-      <w:proofErr w:type="spellStart"/>
-      <w:r>
-        <w:rPr>
-          <w:i/>
-        </w:rPr>
-        <w:t>KeyUp</w:t>
-      </w:r>
-      <w:proofErr w:type="spellEnd"/>
-      <w:r>
-        <w:rPr>
-          <w:i/>
-        </w:rPr>
-        <w:t xml:space="preserve"> Method)</w:t>
-      </w:r>
-      <w:r>
-        <w:t xml:space="preserve">.  When this event fires the </w:t>
-      </w:r>
-      <w:proofErr w:type="spellStart"/>
-      <w:r>
-        <w:t>buildCalendar</w:t>
-      </w:r>
-      <w:proofErr w:type="spellEnd"/>
-      <w:r>
-        <w:t xml:space="preserve"> function is called which will pass in the filter text and match with any lowercase text within the calendar which includes the time values so that you can filter for a specific time.  The Clear Calendar button will reset the </w:t>
-      </w:r>
-      <w:proofErr w:type="spellStart"/>
-      <w:r>
-        <w:t>localstorage</w:t>
-      </w:r>
-      <w:proofErr w:type="spellEnd"/>
-      <w:r>
-        <w:t xml:space="preserve"> object value to {} and then call the </w:t>
-      </w:r>
-      <w:proofErr w:type="spellStart"/>
-      <w:r>
-        <w:t>buildCalendar</w:t>
-      </w:r>
-      <w:proofErr w:type="spellEnd"/>
-      <w:r>
-        <w:t xml:space="preserve"> function to reset the whole day.</w:t>
-      </w:r>
-    </w:p>
-    <w:p>
-      <w:pPr>
-        <w:rPr>
-          <w:b/>
-        </w:rPr>
-      </w:pPr>
-    </w:p>
-    <w:p>
-      <w:r>
-        <w:rPr>
-          <w:b/>
-        </w:rPr>
-        <w:t>Accessibility</w:t>
-      </w:r>
-    </w:p>
-    <w:p>
-      <w:r>
-        <w:t xml:space="preserve">While developing the application I would routinely score the application for mobile and desktop accessibility using Lighthouse in Chrome’s Development tools along with testing in 2 different browsers.  My application uses the language declaration as it looks to align with HTML5 standards </w:t>
-      </w:r>
-      <w:r>
-        <w:rPr>
-          <w:i/>
-        </w:rPr>
-        <w:t xml:space="preserve">(W3Org (N.A), Declaring Language in HTML) </w:t>
-      </w:r>
-      <w:r>
-        <w:t xml:space="preserve">and for accessibility standards for users using a voice synthesiser.  My forms and HTML elements are using labels and alt attributes and the use of dynamic live regions to add accessibility options for assisted readers and keyboards </w:t>
-      </w:r>
-      <w:r>
-        <w:rPr>
-          <w:i/>
-        </w:rPr>
-        <w:t>(</w:t>
-      </w:r>
-      <w:proofErr w:type="spellStart"/>
-      <w:r>
-        <w:rPr>
-          <w:i/>
-        </w:rPr>
-        <w:t>Modzilla</w:t>
-      </w:r>
-      <w:proofErr w:type="spellEnd"/>
-      <w:r>
-        <w:rPr>
-          <w:i/>
-        </w:rPr>
-        <w:t xml:space="preserve"> (N.A.), ARIA Live Regions)</w:t>
-      </w:r>
-      <w:r>
-        <w:t>.</w:t>
-      </w:r>
-    </w:p>
-    <w:p/>
-    <w:p>
-      <w:r>
-        <w:rPr>
-          <w:b/>
-        </w:rPr>
         <w:t>REFERENCES</w:t>
       </w:r>
     </w:p>
@@ -482,7 +504,7 @@
       <w:r>
         <w:t xml:space="preserve">W3Schools (N.A.), CSS Units, </w:t>
       </w:r>
-      <w:hyperlink r:id="rId4" w:history="1">
+      <w:hyperlink r:id="rId6" w:history="1">
         <w:r>
           <w:rPr>
             <w:rStyle w:val="Hyperlink"/>
@@ -493,10 +515,9 @@
     </w:p>
     <w:p>
       <w:r>
-        <w:lastRenderedPageBreak/>
         <w:t xml:space="preserve">W3Scools (N.A.), CSS Hide Elements, </w:t>
       </w:r>
-      <w:hyperlink r:id="rId5" w:history="1">
+      <w:hyperlink r:id="rId7" w:history="1">
         <w:r>
           <w:rPr>
             <w:rStyle w:val="Hyperlink"/>
@@ -509,7 +530,7 @@
       <w:r>
         <w:t xml:space="preserve">W3Schools (N.A.), Root Pseudo Class, </w:t>
       </w:r>
-      <w:hyperlink r:id="rId6" w:history="1">
+      <w:hyperlink r:id="rId8" w:history="1">
         <w:r>
           <w:rPr>
             <w:rStyle w:val="Hyperlink"/>
@@ -522,7 +543,7 @@
       <w:r>
         <w:t xml:space="preserve">W3Schools (N.A.), Hover Pseudo Class, </w:t>
       </w:r>
-      <w:hyperlink r:id="rId7" w:history="1">
+      <w:hyperlink r:id="rId9" w:history="1">
         <w:r>
           <w:rPr>
             <w:rStyle w:val="Hyperlink"/>
@@ -535,7 +556,7 @@
       <w:r>
         <w:t xml:space="preserve">W3Schools (N.A.), Web Safe Fonts, </w:t>
       </w:r>
-      <w:hyperlink r:id="rId8" w:history="1">
+      <w:hyperlink r:id="rId10" w:history="1">
         <w:r>
           <w:rPr>
             <w:rStyle w:val="Hyperlink"/>
@@ -548,7 +569,7 @@
       <w:r>
         <w:t xml:space="preserve">CSS-Tricks (N.A.), System Font Stack, </w:t>
       </w:r>
-      <w:hyperlink r:id="rId9" w:history="1">
+      <w:hyperlink r:id="rId11" w:history="1">
         <w:r>
           <w:rPr>
             <w:rStyle w:val="Hyperlink"/>
@@ -561,7 +582,7 @@
       <w:r>
         <w:t xml:space="preserve">W3Schools (N.A.), Prevent Default Event Method, </w:t>
       </w:r>
-      <w:hyperlink r:id="rId10" w:history="1">
+      <w:hyperlink r:id="rId12" w:history="1">
         <w:r>
           <w:rPr>
             <w:rStyle w:val="Hyperlink"/>
@@ -587,7 +608,7 @@
       <w:r>
         <w:t xml:space="preserve"> Property, </w:t>
       </w:r>
-      <w:hyperlink r:id="rId11" w:history="1">
+      <w:hyperlink r:id="rId13" w:history="1">
         <w:r>
           <w:rPr>
             <w:rStyle w:val="Hyperlink"/>
@@ -616,7 +637,7 @@
       <w:r>
         <w:t xml:space="preserve"> Method, </w:t>
       </w:r>
-      <w:hyperlink r:id="rId12" w:history="1">
+      <w:hyperlink r:id="rId14" w:history="1">
         <w:r>
           <w:rPr>
             <w:rStyle w:val="Hyperlink"/>
@@ -653,7 +674,7 @@
       <w:r>
         <w:t xml:space="preserve">, </w:t>
       </w:r>
-      <w:hyperlink r:id="rId13" w:history="1">
+      <w:hyperlink r:id="rId15" w:history="1">
         <w:r>
           <w:rPr>
             <w:rStyle w:val="Hyperlink"/>
@@ -674,7 +695,7 @@
       <w:r>
         <w:t xml:space="preserve"> (N.A.), Law of Similarity, </w:t>
       </w:r>
-      <w:hyperlink r:id="rId14" w:history="1">
+      <w:hyperlink r:id="rId16" w:history="1">
         <w:r>
           <w:rPr>
             <w:rStyle w:val="Hyperlink"/>
@@ -687,7 +708,7 @@
       <w:r>
         <w:t xml:space="preserve">W3Schools (N.A.), JS Events, </w:t>
       </w:r>
-      <w:hyperlink r:id="rId15" w:history="1">
+      <w:hyperlink r:id="rId17" w:history="1">
         <w:r>
           <w:rPr>
             <w:rStyle w:val="Hyperlink"/>
@@ -700,7 +721,7 @@
       <w:r>
         <w:t xml:space="preserve">W3Org (N.A.), Declaring Language in HTML, </w:t>
       </w:r>
-      <w:hyperlink r:id="rId16" w:history="1">
+      <w:hyperlink r:id="rId18" w:history="1">
         <w:r>
           <w:rPr>
             <w:rStyle w:val="Hyperlink"/>
@@ -743,7 +764,7 @@
         </w:rPr>
         <w:t xml:space="preserve">, </w:t>
       </w:r>
-      <w:hyperlink r:id="rId17" w:history="1">
+      <w:hyperlink r:id="rId19" w:history="1">
         <w:r>
           <w:rPr>
             <w:rStyle w:val="Hyperlink"/>
@@ -761,8 +782,8 @@
       </w:pPr>
     </w:p>
     <w:sectPr>
-      <w:headerReference w:type="default" r:id="rId18"/>
-      <w:footerReference w:type="default" r:id="rId19"/>
+      <w:headerReference w:type="default" r:id="rId20"/>
+      <w:footerReference w:type="default" r:id="rId21"/>
       <w:endnotePr>
         <w:numFmt w:val="decimal"/>
       </w:endnotePr>
@@ -774,6 +795,31 @@
     </w:sectPr>
   </w:body>
 </w:document>
+</file>
+
+<file path=word/endnotes.xml><?xml version="1.0" encoding="utf-8"?>
+<w:endnotes xmlns:wpc="http://schemas.microsoft.com/office/word/2010/wordprocessingCanvas" xmlns:cx="http://schemas.microsoft.com/office/drawing/2014/chartex" xmlns:cx1="http://schemas.microsoft.com/office/drawing/2015/9/8/chartex" xmlns:cx2="http://schemas.microsoft.com/office/drawing/2015/10/21/chartex" xmlns:cx3="http://schemas.microsoft.com/office/drawing/2016/5/9/chartex" xmlns:cx4="http://schemas.microsoft.com/office/drawing/2016/5/10/chartex" xmlns:cx5="http://schemas.microsoft.com/office/drawing/2016/5/11/chartex" xmlns:cx6="http://schemas.microsoft.com/office/drawing/2016/5/12/chartex" xmlns:cx7="http://schemas.microsoft.com/office/drawing/2016/5/13/chartex" xmlns:cx8="http://schemas.microsoft.com/office/drawing/2016/5/14/chartex" xmlns:mc="http://schemas.openxmlformats.org/markup-compatibility/2006" xmlns:aink="http://schemas.microsoft.com/office/drawing/2016/ink" xmlns:am3d="http://schemas.microsoft.com/office/drawing/2017/model3d" xmlns:o="urn:schemas-microsoft-com:office:office" xmlns:oel="http://schemas.microsoft.com/office/2019/extlst" xmlns:r="http://schemas.openxmlformats.org/officeDocument/2006/relationships" xmlns:m="http://schemas.openxmlformats.org/officeDocument/2006/math" xmlns:v="urn:schemas-microsoft-com:vml" xmlns:wp14="http://schemas.microsoft.com/office/word/2010/wordprocessingDrawing" xmlns:wp="http://schemas.openxmlformats.org/drawingml/2006/wordprocessingDrawing" xmlns:w10="urn:schemas-microsoft-com:office:word" xmlns:w="http://schemas.openxmlformats.org/wordprocessingml/2006/main" xmlns:w14="http://schemas.microsoft.com/office/word/2010/wordml" xmlns:w15="http://schemas.microsoft.com/office/word/2012/wordml" xmlns:w16cex="http://schemas.microsoft.com/office/word/2018/wordml/cex" xmlns:w16cid="http://schemas.microsoft.com/office/word/2016/wordml/cid" xmlns:w16="http://schemas.microsoft.com/office/word/2018/wordml" xmlns:w16du="http://schemas.microsoft.com/office/word/2023/wordml/word16du" xmlns:w16sdtdh="http://schemas.microsoft.com/office/word/2020/wordml/sdtdatahash" xmlns:w16sdtfl="http://schemas.microsoft.com/office/word/2024/wordml/sdtformatlock" xmlns:w16se="http://schemas.microsoft.com/office/word/2015/wordml/symex" xmlns:wpg="http://schemas.microsoft.com/office/word/2010/wordprocessingGroup" xmlns:wpi="http://schemas.microsoft.com/office/word/2010/wordprocessingInk" xmlns:wne="http://schemas.microsoft.com/office/word/2006/wordml" xmlns:wps="http://schemas.microsoft.com/office/word/2010/wordprocessingShape" mc:Ignorable="w14 w15 w16se w16cid w16 w16cex w16sdtdh w16sdtfl w16du wp14">
+  <w:endnote w:type="separator" w:id="-1">
+    <w:p>
+      <w:pPr>
+        <w:spacing w:after="0" w:line="240" w:lineRule="auto"/>
+      </w:pPr>
+      <w:r>
+        <w:separator/>
+      </w:r>
+    </w:p>
+  </w:endnote>
+  <w:endnote w:type="continuationSeparator" w:id="0">
+    <w:p>
+      <w:pPr>
+        <w:spacing w:after="0" w:line="240" w:lineRule="auto"/>
+      </w:pPr>
+      <w:r>
+        <w:continuationSeparator/>
+      </w:r>
+    </w:p>
+  </w:endnote>
+</w:endnotes>
 </file>
 
 <file path=word/footer1.xml><?xml version="1.0" encoding="utf-8"?>
@@ -791,6 +837,31 @@
     </w:pPr>
   </w:p>
 </w:ftr>
+</file>
+
+<file path=word/footnotes.xml><?xml version="1.0" encoding="utf-8"?>
+<w:footnotes xmlns:wpc="http://schemas.microsoft.com/office/word/2010/wordprocessingCanvas" xmlns:cx="http://schemas.microsoft.com/office/drawing/2014/chartex" xmlns:cx1="http://schemas.microsoft.com/office/drawing/2015/9/8/chartex" xmlns:cx2="http://schemas.microsoft.com/office/drawing/2015/10/21/chartex" xmlns:cx3="http://schemas.microsoft.com/office/drawing/2016/5/9/chartex" xmlns:cx4="http://schemas.microsoft.com/office/drawing/2016/5/10/chartex" xmlns:cx5="http://schemas.microsoft.com/office/drawing/2016/5/11/chartex" xmlns:cx6="http://schemas.microsoft.com/office/drawing/2016/5/12/chartex" xmlns:cx7="http://schemas.microsoft.com/office/drawing/2016/5/13/chartex" xmlns:cx8="http://schemas.microsoft.com/office/drawing/2016/5/14/chartex" xmlns:mc="http://schemas.openxmlformats.org/markup-compatibility/2006" xmlns:aink="http://schemas.microsoft.com/office/drawing/2016/ink" xmlns:am3d="http://schemas.microsoft.com/office/drawing/2017/model3d" xmlns:o="urn:schemas-microsoft-com:office:office" xmlns:oel="http://schemas.microsoft.com/office/2019/extlst" xmlns:r="http://schemas.openxmlformats.org/officeDocument/2006/relationships" xmlns:m="http://schemas.openxmlformats.org/officeDocument/2006/math" xmlns:v="urn:schemas-microsoft-com:vml" xmlns:wp14="http://schemas.microsoft.com/office/word/2010/wordprocessingDrawing" xmlns:wp="http://schemas.openxmlformats.org/drawingml/2006/wordprocessingDrawing" xmlns:w10="urn:schemas-microsoft-com:office:word" xmlns:w="http://schemas.openxmlformats.org/wordprocessingml/2006/main" xmlns:w14="http://schemas.microsoft.com/office/word/2010/wordml" xmlns:w15="http://schemas.microsoft.com/office/word/2012/wordml" xmlns:w16cex="http://schemas.microsoft.com/office/word/2018/wordml/cex" xmlns:w16cid="http://schemas.microsoft.com/office/word/2016/wordml/cid" xmlns:w16="http://schemas.microsoft.com/office/word/2018/wordml" xmlns:w16du="http://schemas.microsoft.com/office/word/2023/wordml/word16du" xmlns:w16sdtdh="http://schemas.microsoft.com/office/word/2020/wordml/sdtdatahash" xmlns:w16sdtfl="http://schemas.microsoft.com/office/word/2024/wordml/sdtformatlock" xmlns:w16se="http://schemas.microsoft.com/office/word/2015/wordml/symex" xmlns:wpg="http://schemas.microsoft.com/office/word/2010/wordprocessingGroup" xmlns:wpi="http://schemas.microsoft.com/office/word/2010/wordprocessingInk" xmlns:wne="http://schemas.microsoft.com/office/word/2006/wordml" xmlns:wps="http://schemas.microsoft.com/office/word/2010/wordprocessingShape" mc:Ignorable="w14 w15 w16se w16cid w16 w16cex w16sdtdh w16sdtfl w16du wp14">
+  <w:footnote w:type="separator" w:id="-1">
+    <w:p>
+      <w:pPr>
+        <w:spacing w:after="0" w:line="240" w:lineRule="auto"/>
+      </w:pPr>
+      <w:r>
+        <w:separator/>
+      </w:r>
+    </w:p>
+  </w:footnote>
+  <w:footnote w:type="continuationSeparator" w:id="0">
+    <w:p>
+      <w:pPr>
+        <w:spacing w:after="0" w:line="240" w:lineRule="auto"/>
+      </w:pPr>
+      <w:r>
+        <w:continuationSeparator/>
+      </w:r>
+    </w:p>
+  </w:footnote>
+</w:footnotes>
 </file>
 
 <file path=word/header1.xml><?xml version="1.0" encoding="utf-8"?>
@@ -1413,6 +1484,7 @@
   <w:style w:type="character" w:default="1" w:styleId="DefaultParagraphFont">
     <w:name w:val="Default Paragraph Font"/>
     <w:uiPriority w:val="1"/>
+    <w:semiHidden/>
     <w:unhideWhenUsed/>
   </w:style>
   <w:style w:type="table" w:default="1" w:styleId="TableNormal">

--- a/weeks/final_assessment/Final Assessment.docx
+++ b/weeks/final_assessment/Final Assessment.docx
@@ -492,11 +492,44 @@
     </w:p>
     <w:p/>
     <w:p>
-      <w:r>
+      <w:pPr>
         <w:rPr>
           <w:b/>
         </w:rPr>
+      </w:pPr>
+      <w:r>
+        <w:rPr>
+          <w:b/>
+        </w:rPr>
         <w:lastRenderedPageBreak/>
+        <w:t>AI DECLARATION</w:t>
+      </w:r>
+    </w:p>
+    <w:p>
+      <w:pPr>
+        <w:rPr>
+          <w:bCs/>
+        </w:rPr>
+      </w:pPr>
+      <w:r>
+        <w:rPr>
+          <w:bCs/>
+        </w:rPr>
+        <w:t xml:space="preserve">I can confirm that I have not used any AI in the creation of this project and documentation. </w:t>
+      </w:r>
+    </w:p>
+    <w:p>
+      <w:pPr>
+        <w:rPr>
+          <w:bCs/>
+        </w:rPr>
+      </w:pPr>
+    </w:p>
+    <w:p>
+      <w:r>
+        <w:rPr>
+          <w:b/>
+        </w:rPr>
         <w:t>REFERENCES</w:t>
       </w:r>
     </w:p>
@@ -741,6 +774,7 @@
         <w:rPr>
           <w:lang w:val="it-IT"/>
         </w:rPr>
+        <w:lastRenderedPageBreak/>
         <w:t>Modzilla</w:t>
       </w:r>
       <w:proofErr w:type="spellEnd"/>
